--- a/Lab 5/Abdul Haseeb 337.docx
+++ b/Lab 5/Abdul Haseeb 337.docx
@@ -1034,6 +1034,9 @@
     <w:p>
       <w:pPr>
         <w:spacing w:after="120"/>
+        <w:rPr>
+          <w:sz w:val="24"/>
+        </w:rPr>
       </w:pPr>
       <w:r>
         <w:rPr>
@@ -1071,13 +1074,13 @@
               <wp:anchor distT="0" distB="0" distL="114300" distR="114300" simplePos="0" relativeHeight="251664384" behindDoc="0" locked="0" layoutInCell="1" allowOverlap="1" wp14:anchorId="4B26B625" wp14:editId="2726968A">
                 <wp:simplePos x="0" y="0"/>
                 <wp:positionH relativeFrom="column">
-                  <wp:posOffset>144780</wp:posOffset>
+                  <wp:posOffset>148856</wp:posOffset>
                 </wp:positionH>
                 <wp:positionV relativeFrom="paragraph">
-                  <wp:posOffset>47625</wp:posOffset>
+                  <wp:posOffset>86583</wp:posOffset>
                 </wp:positionV>
-                <wp:extent cx="5716905" cy="5630779"/>
-                <wp:effectExtent l="0" t="0" r="17145" b="27305"/>
+                <wp:extent cx="5716905" cy="5853828"/>
+                <wp:effectExtent l="0" t="0" r="17145" b="13970"/>
                 <wp:wrapNone/>
                 <wp:docPr id="3" name="Rectangle 3"/>
                 <wp:cNvGraphicFramePr/>
@@ -1088,7 +1091,7 @@
                       <wps:spPr>
                         <a:xfrm>
                           <a:off x="0" y="0"/>
-                          <a:ext cx="5716905" cy="5630779"/>
+                          <a:ext cx="5716905" cy="5853828"/>
                         </a:xfrm>
                         <a:prstGeom prst="rect">
                           <a:avLst/>
@@ -1143,13 +1146,18 @@
           </mc:Choice>
           <mc:Fallback>
             <w:pict>
-              <v:rect w14:anchorId="6D3ADCAE" id="Rectangle 3" o:spid="_x0000_s1026" style="position:absolute;margin-left:11.4pt;margin-top:3.75pt;width:450.15pt;height:443.35pt;z-index:251664384;visibility:visible;mso-wrap-style:square;mso-width-percent:0;mso-height-percent:0;mso-wrap-distance-left:9pt;mso-wrap-distance-top:0;mso-wrap-distance-right:9pt;mso-wrap-distance-bottom:0;mso-position-horizontal:absolute;mso-position-horizontal-relative:text;mso-position-vertical:absolute;mso-position-vertical-relative:text;mso-width-percent:0;mso-height-percent:0;mso-width-relative:margin;mso-height-relative:margin;v-text-anchor:middle" o:gfxdata="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" strokecolor="#1f3763 [1604]" strokeweight="1pt">
+              <v:rect w14:anchorId="3B93F123" id="Rectangle 3" o:spid="_x0000_s1026" style="position:absolute;margin-left:11.7pt;margin-top:6.8pt;width:450.15pt;height:460.95pt;z-index:251664384;visibility:visible;mso-wrap-style:square;mso-width-percent:0;mso-height-percent:0;mso-wrap-distance-left:9pt;mso-wrap-distance-top:0;mso-wrap-distance-right:9pt;mso-wrap-distance-bottom:0;mso-position-horizontal:absolute;mso-position-horizontal-relative:text;mso-position-vertical:absolute;mso-position-vertical-relative:text;mso-width-percent:0;mso-height-percent:0;mso-width-relative:margin;mso-height-relative:margin;v-text-anchor:middle" o:gfxdata="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" strokecolor="#1f3763 [1604]" strokeweight="1pt">
                 <v:fill r:id="rId9" o:title="" recolor="t" rotate="t" type="frame"/>
               </v:rect>
             </w:pict>
           </mc:Fallback>
         </mc:AlternateContent>
       </w:r>
+    </w:p>
+    <w:p>
+      <w:pPr>
+        <w:spacing w:after="120"/>
+      </w:pPr>
     </w:p>
     <w:p>
       <w:pPr>
@@ -1733,6 +1741,121 @@
           </w:p>
         </w:tc>
       </w:tr>
+      <w:tr>
+        <w:trPr>
+          <w:trHeight w:val="341"/>
+        </w:trPr>
+        <w:tc>
+          <w:tcPr>
+            <w:tcW w:w="1870" w:type="dxa"/>
+            <w:shd w:val="clear" w:color="auto" w:fill="D9D9D9" w:themeFill="background1" w:themeFillShade="D9"/>
+            <w:vAlign w:val="center"/>
+          </w:tcPr>
+          <w:p>
+            <w:pPr>
+              <w:rPr>
+                <w:b/>
+                <w:bCs/>
+              </w:rPr>
+            </w:pPr>
+            <w:r>
+              <w:rPr>
+                <w:b/>
+              </w:rPr>
+              <w:t>Padded / Mixed Case</w:t>
+            </w:r>
+          </w:p>
+        </w:tc>
+        <w:tc>
+          <w:tcPr>
+            <w:tcW w:w="1870" w:type="dxa"/>
+            <w:vAlign w:val="center"/>
+          </w:tcPr>
+          <w:p>
+            <w:pPr>
+              <w:jc w:val="center"/>
+              <w:rPr>
+                <w:rFonts w:asciiTheme="majorHAnsi" w:hAnsiTheme="majorHAnsi" w:cstheme="majorHAnsi"/>
+                <w:b/>
+              </w:rPr>
+            </w:pPr>
+            <w:r>
+              <w:rPr>
+                <w:rStyle w:val="HTMLCode"/>
+                <w:rFonts w:asciiTheme="majorHAnsi" w:eastAsiaTheme="minorHAnsi" w:hAnsiTheme="majorHAnsi" w:cstheme="majorHAnsi"/>
+                <w:b/>
+                <w:sz w:val="22"/>
+              </w:rPr>
+              <w:t>[3,5,2,9,0,7,0,0</w:t>
+            </w:r>
+            <w:r>
+              <w:rPr>
+                <w:rStyle w:val="HTMLCode"/>
+                <w:rFonts w:asciiTheme="majorHAnsi" w:eastAsiaTheme="minorHAnsi" w:hAnsiTheme="majorHAnsi" w:cstheme="majorHAnsi"/>
+                <w:b/>
+                <w:sz w:val="22"/>
+              </w:rPr>
+              <w:t>]</w:t>
+            </w:r>
+          </w:p>
+        </w:tc>
+        <w:tc>
+          <w:tcPr>
+            <w:tcW w:w="1870" w:type="dxa"/>
+            <w:vAlign w:val="center"/>
+          </w:tcPr>
+          <w:p>
+            <w:pPr>
+              <w:jc w:val="center"/>
+            </w:pPr>
+            <w:r>
+              <w:t>5</w:t>
+            </w:r>
+          </w:p>
+        </w:tc>
+        <w:tc>
+          <w:tcPr>
+            <w:tcW w:w="1870" w:type="dxa"/>
+            <w:vAlign w:val="center"/>
+          </w:tcPr>
+          <w:p>
+            <w:pPr>
+              <w:jc w:val="center"/>
+            </w:pPr>
+            <w:r>
+              <w:t>8</w:t>
+            </w:r>
+          </w:p>
+        </w:tc>
+        <w:tc>
+          <w:tcPr>
+            <w:tcW w:w="2235" w:type="dxa"/>
+            <w:vAlign w:val="center"/>
+          </w:tcPr>
+          <w:p>
+            <w:pPr>
+              <w:jc w:val="center"/>
+            </w:pPr>
+            <w:r>
+              <w:rPr>
+                <w:i/>
+                <w:iCs/>
+              </w:rPr>
+              <w:t>6</w:t>
+            </w:r>
+            <w:r>
+              <w:t xml:space="preserve"> </w:t>
+            </w:r>
+            <w:r>
+              <w:rPr>
+                <w:i/>
+                <w:iCs/>
+              </w:rPr>
+              <w:t>(or depending on exact output)</w:t>
+            </w:r>
+          </w:p>
+        </w:tc>
+      </w:tr>
     </w:tbl>
     <w:p>
       <w:pPr>
@@ -1751,6 +1874,8 @@
           <w:u w:val="single"/>
         </w:rPr>
       </w:pPr>
+      <w:bookmarkStart w:id="0" w:name="_GoBack"/>
+      <w:bookmarkEnd w:id="0"/>
     </w:p>
     <w:p>
       <w:pPr>
@@ -2209,7 +2334,6 @@
           <w:sz w:val="32"/>
           <w:u w:val="single"/>
         </w:rPr>
-        <w:lastRenderedPageBreak/>
         <w:t>Reflection:</w:t>
       </w:r>
     </w:p>
@@ -3915,8 +4039,6 @@
       <w:pPr>
         <w:spacing w:after="0"/>
       </w:pPr>
-      <w:bookmarkStart w:id="0" w:name="_GoBack"/>
-      <w:bookmarkEnd w:id="0"/>
       <w:r>
         <w:rPr>
           <w:noProof/>
@@ -4538,6 +4660,19 @@
       </w:tblBorders>
     </w:tblPr>
   </w:style>
+  <w:style w:type="character" w:styleId="HTMLCode">
+    <w:name w:val="HTML Code"/>
+    <w:basedOn w:val="DefaultParagraphFont"/>
+    <w:uiPriority w:val="99"/>
+    <w:semiHidden/>
+    <w:unhideWhenUsed/>
+    <w:rsid w:val="00A90C94"/>
+    <w:rPr>
+      <w:rFonts w:ascii="Courier New" w:eastAsia="Times New Roman" w:hAnsi="Courier New" w:cs="Courier New"/>
+      <w:sz w:val="20"/>
+      <w:szCs w:val="20"/>
+    </w:rPr>
+  </w:style>
 </w:styles>
 </file>
 
